--- a/zht/docx/079.content.docx
+++ b/zht/docx/079.content.docx
@@ -1382,114 +1382,84 @@
           <w:lang w:val="zh_TW" w:bidi="zh_TW"/>
         </w:rPr>
       </w:r>
-      <w:hyperlink r:id="rId13">
-        <w:r>
-          <w:rPr>
-            <w:lang w:val="zh_TW" w:bidi="zh_TW"/>
-          </w:rPr>
-          <w:rPr>
-            <w:color w:val="0000EE"/>
-            <w:u w:val="single"/>
-          </w:rPr>
-          <w:t>歷代志上15:27–28</w:t>
-        </w:r>
-      </w:hyperlink>
-    </w:p>
-    <w:p>
-      <w:pPr>
-        <w:pStyle w:val="ListBullet"/>
-        <w:spacing w:line="240" w:lineRule="auto"/>
-        <w:ind w:left="720"/>
-      </w:pPr>
-      <w:r>
-        <w:rPr>
-          <w:lang w:val="zh_TW" w:bidi="zh_TW"/>
-        </w:rPr>
-      </w:r>
-      <w:hyperlink r:id="rId14">
-        <w:r>
-          <w:rPr>
-            <w:lang w:val="zh_TW" w:bidi="zh_TW"/>
-          </w:rPr>
-          <w:rPr>
-            <w:color w:val="0000EE"/>
-            <w:u w:val="single"/>
-          </w:rPr>
-          <w:t>列王紀上1:39</w:t>
-        </w:r>
-      </w:hyperlink>
-    </w:p>
-    <w:p>
-      <w:pPr>
-        <w:pStyle w:val="ListBullet"/>
-        <w:spacing w:line="240" w:lineRule="auto"/>
-        <w:ind w:left="720"/>
-      </w:pPr>
-      <w:r>
-        <w:rPr>
-          <w:lang w:val="zh_TW" w:bidi="zh_TW"/>
-        </w:rPr>
-      </w:r>
-      <w:hyperlink r:id="rId15">
-        <w:r>
-          <w:rPr>
-            <w:lang w:val="zh_TW" w:bidi="zh_TW"/>
-          </w:rPr>
-          <w:rPr>
-            <w:color w:val="0000EE"/>
-            <w:u w:val="single"/>
-          </w:rPr>
-          <w:t>撒母耳記下22:3</w:t>
-        </w:r>
-      </w:hyperlink>
-    </w:p>
-    <w:p>
-      <w:pPr>
-        <w:pStyle w:val="ListBullet"/>
-        <w:spacing w:line="240" w:lineRule="auto"/>
-        <w:ind w:left="720"/>
-      </w:pPr>
-      <w:r>
-        <w:rPr>
-          <w:lang w:val="zh_TW" w:bidi="zh_TW"/>
-        </w:rPr>
-      </w:r>
-      <w:hyperlink r:id="rId16">
-        <w:r>
-          <w:rPr>
-            <w:lang w:val="zh_TW" w:bidi="zh_TW"/>
-          </w:rPr>
-          <w:rPr>
-            <w:color w:val="0000EE"/>
-            <w:u w:val="single"/>
-          </w:rPr>
-          <w:t>耶利米書17:1</w:t>
-        </w:r>
-      </w:hyperlink>
-    </w:p>
-    <w:p>
-      <w:pPr>
-        <w:pStyle w:val="ListBullet"/>
-        <w:spacing w:line="240" w:lineRule="auto"/>
-        <w:ind w:left="720"/>
-      </w:pPr>
-      <w:r>
-        <w:rPr>
-          <w:lang w:val="zh_TW" w:bidi="zh_TW"/>
-        </w:rPr>
-      </w:r>
-      <w:hyperlink r:id="rId17">
-        <w:r>
-          <w:rPr>
-            <w:lang w:val="zh_TW" w:bidi="zh_TW"/>
-          </w:rPr>
-          <w:rPr>
-            <w:color w:val="0000EE"/>
-            <w:u w:val="single"/>
-          </w:rPr>
-          <w:t>詩篇22:21</w:t>
-        </w:r>
-      </w:hyperlink>
+      <w:r>
+        <w:rPr>
+          <w:lang w:val="zh_TW" w:bidi="zh_TW"/>
+        </w:rPr>
+        <w:t>歷代志上15:27–28</w:t>
+      </w:r>
+    </w:p>
+    <w:p>
+      <w:pPr>
+        <w:pStyle w:val="ListBullet"/>
+        <w:spacing w:line="240" w:lineRule="auto"/>
+        <w:ind w:left="720"/>
+      </w:pPr>
+      <w:r>
+        <w:rPr>
+          <w:lang w:val="zh_TW" w:bidi="zh_TW"/>
+        </w:rPr>
+      </w:r>
+      <w:r>
+        <w:rPr>
+          <w:lang w:val="zh_TW" w:bidi="zh_TW"/>
+        </w:rPr>
+        <w:t>列王紀上1:39</w:t>
+      </w:r>
+    </w:p>
+    <w:p>
+      <w:pPr>
+        <w:pStyle w:val="ListBullet"/>
+        <w:spacing w:line="240" w:lineRule="auto"/>
+        <w:ind w:left="720"/>
+      </w:pPr>
+      <w:r>
+        <w:rPr>
+          <w:lang w:val="zh_TW" w:bidi="zh_TW"/>
+        </w:rPr>
+      </w:r>
+      <w:r>
+        <w:rPr>
+          <w:lang w:val="zh_TW" w:bidi="zh_TW"/>
+        </w:rPr>
+        <w:t>撒母耳記下22:3</w:t>
+      </w:r>
+    </w:p>
+    <w:p>
+      <w:pPr>
+        <w:pStyle w:val="ListBullet"/>
+        <w:spacing w:line="240" w:lineRule="auto"/>
+        <w:ind w:left="720"/>
+      </w:pPr>
+      <w:r>
+        <w:rPr>
+          <w:lang w:val="zh_TW" w:bidi="zh_TW"/>
+        </w:rPr>
+      </w:r>
+      <w:r>
+        <w:rPr>
+          <w:lang w:val="zh_TW" w:bidi="zh_TW"/>
+        </w:rPr>
+        <w:t>耶利米書17:1</w:t>
+      </w:r>
+    </w:p>
+    <w:p>
+      <w:pPr>
+        <w:pStyle w:val="ListBullet"/>
+        <w:spacing w:line="240" w:lineRule="auto"/>
+        <w:ind w:left="720"/>
+      </w:pPr>
+      <w:r>
+        <w:rPr>
+          <w:lang w:val="zh_TW" w:bidi="zh_TW"/>
+        </w:rPr>
+      </w:r>
+      <w:r>
+        <w:rPr>
+          <w:lang w:val="zh_TW" w:bidi="zh_TW"/>
+        </w:rPr>
+        <w:t>詩篇22:21</w:t>
+      </w:r>
     </w:p>
     <w:p>
       <w:pPr>
@@ -1673,138 +1643,102 @@
           <w:lang w:val="zh_TW" w:bidi="zh_TW"/>
         </w:rPr>
       </w:r>
-      <w:hyperlink r:id="rId18">
-        <w:r>
-          <w:rPr>
-            <w:lang w:val="zh_TW" w:bidi="zh_TW"/>
-          </w:rPr>
-          <w:rPr>
-            <w:color w:val="0000EE"/>
-            <w:u w:val="single"/>
-          </w:rPr>
-          <w:t>使徒行傳7:49</w:t>
-        </w:r>
-      </w:hyperlink>
-    </w:p>
-    <w:p>
-      <w:pPr>
-        <w:pStyle w:val="ListBullet"/>
-        <w:spacing w:line="240" w:lineRule="auto"/>
-        <w:ind w:left="720"/>
-      </w:pPr>
-      <w:r>
-        <w:rPr>
-          <w:lang w:val="zh_TW" w:bidi="zh_TW"/>
-        </w:rPr>
-      </w:r>
-      <w:hyperlink r:id="rId19">
-        <w:r>
-          <w:rPr>
-            <w:lang w:val="zh_TW" w:bidi="zh_TW"/>
-          </w:rPr>
-          <w:rPr>
-            <w:color w:val="0000EE"/>
-            <w:u w:val="single"/>
-          </w:rPr>
-          <w:t>以賽亞書66:1</w:t>
-        </w:r>
-      </w:hyperlink>
-    </w:p>
-    <w:p>
-      <w:pPr>
-        <w:pStyle w:val="ListBullet"/>
-        <w:spacing w:line="240" w:lineRule="auto"/>
-        <w:ind w:left="720"/>
-      </w:pPr>
-      <w:r>
-        <w:rPr>
-          <w:lang w:val="zh_TW" w:bidi="zh_TW"/>
-        </w:rPr>
-      </w:r>
-      <w:hyperlink r:id="rId20">
-        <w:r>
-          <w:rPr>
-            <w:lang w:val="zh_TW" w:bidi="zh_TW"/>
-          </w:rPr>
-          <w:rPr>
-            <w:color w:val="0000EE"/>
-            <w:u w:val="single"/>
-          </w:rPr>
-          <w:t>路加福音20:43</w:t>
-        </w:r>
-      </w:hyperlink>
-    </w:p>
-    <w:p>
-      <w:pPr>
-        <w:pStyle w:val="ListBullet"/>
-        <w:spacing w:line="240" w:lineRule="auto"/>
-        <w:ind w:left="720"/>
-      </w:pPr>
-      <w:r>
-        <w:rPr>
-          <w:lang w:val="zh_TW" w:bidi="zh_TW"/>
-        </w:rPr>
-      </w:r>
-      <w:hyperlink r:id="rId21">
-        <w:r>
-          <w:rPr>
-            <w:lang w:val="zh_TW" w:bidi="zh_TW"/>
-          </w:rPr>
-          <w:rPr>
-            <w:color w:val="0000EE"/>
-            <w:u w:val="single"/>
-          </w:rPr>
-          <w:t>馬太福音5:35</w:t>
-        </w:r>
-      </w:hyperlink>
-    </w:p>
-    <w:p>
-      <w:pPr>
-        <w:pStyle w:val="ListBullet"/>
-        <w:spacing w:line="240" w:lineRule="auto"/>
-        <w:ind w:left="720"/>
-      </w:pPr>
-      <w:r>
-        <w:rPr>
-          <w:lang w:val="zh_TW" w:bidi="zh_TW"/>
-        </w:rPr>
-      </w:r>
-      <w:hyperlink r:id="rId22">
-        <w:r>
-          <w:rPr>
-            <w:lang w:val="zh_TW" w:bidi="zh_TW"/>
-          </w:rPr>
-          <w:rPr>
-            <w:color w:val="0000EE"/>
-            <w:u w:val="single"/>
-          </w:rPr>
-          <w:t>馬太福音22:44</w:t>
-        </w:r>
-      </w:hyperlink>
-    </w:p>
-    <w:p>
-      <w:pPr>
-        <w:pStyle w:val="ListBullet"/>
-        <w:spacing w:line="240" w:lineRule="auto"/>
-        <w:ind w:left="720"/>
-      </w:pPr>
-      <w:r>
-        <w:rPr>
-          <w:lang w:val="zh_TW" w:bidi="zh_TW"/>
-        </w:rPr>
-      </w:r>
-      <w:hyperlink r:id="rId23">
-        <w:r>
-          <w:rPr>
-            <w:lang w:val="zh_TW" w:bidi="zh_TW"/>
-          </w:rPr>
-          <w:rPr>
-            <w:color w:val="0000EE"/>
-            <w:u w:val="single"/>
-          </w:rPr>
-          <w:t>詩篇110:1</w:t>
-        </w:r>
-      </w:hyperlink>
+      <w:r>
+        <w:rPr>
+          <w:lang w:val="zh_TW" w:bidi="zh_TW"/>
+        </w:rPr>
+        <w:t>使徒行傳7:49</w:t>
+      </w:r>
+    </w:p>
+    <w:p>
+      <w:pPr>
+        <w:pStyle w:val="ListBullet"/>
+        <w:spacing w:line="240" w:lineRule="auto"/>
+        <w:ind w:left="720"/>
+      </w:pPr>
+      <w:r>
+        <w:rPr>
+          <w:lang w:val="zh_TW" w:bidi="zh_TW"/>
+        </w:rPr>
+      </w:r>
+      <w:r>
+        <w:rPr>
+          <w:lang w:val="zh_TW" w:bidi="zh_TW"/>
+        </w:rPr>
+        <w:t>以賽亞書66:1</w:t>
+      </w:r>
+    </w:p>
+    <w:p>
+      <w:pPr>
+        <w:pStyle w:val="ListBullet"/>
+        <w:spacing w:line="240" w:lineRule="auto"/>
+        <w:ind w:left="720"/>
+      </w:pPr>
+      <w:r>
+        <w:rPr>
+          <w:lang w:val="zh_TW" w:bidi="zh_TW"/>
+        </w:rPr>
+      </w:r>
+      <w:r>
+        <w:rPr>
+          <w:lang w:val="zh_TW" w:bidi="zh_TW"/>
+        </w:rPr>
+        <w:t>路加福音20:43</w:t>
+      </w:r>
+    </w:p>
+    <w:p>
+      <w:pPr>
+        <w:pStyle w:val="ListBullet"/>
+        <w:spacing w:line="240" w:lineRule="auto"/>
+        <w:ind w:left="720"/>
+      </w:pPr>
+      <w:r>
+        <w:rPr>
+          <w:lang w:val="zh_TW" w:bidi="zh_TW"/>
+        </w:rPr>
+      </w:r>
+      <w:r>
+        <w:rPr>
+          <w:lang w:val="zh_TW" w:bidi="zh_TW"/>
+        </w:rPr>
+        <w:t>馬太福音5:35</w:t>
+      </w:r>
+    </w:p>
+    <w:p>
+      <w:pPr>
+        <w:pStyle w:val="ListBullet"/>
+        <w:spacing w:line="240" w:lineRule="auto"/>
+        <w:ind w:left="720"/>
+      </w:pPr>
+      <w:r>
+        <w:rPr>
+          <w:lang w:val="zh_TW" w:bidi="zh_TW"/>
+        </w:rPr>
+      </w:r>
+      <w:r>
+        <w:rPr>
+          <w:lang w:val="zh_TW" w:bidi="zh_TW"/>
+        </w:rPr>
+        <w:t>馬太福音22:44</w:t>
+      </w:r>
+    </w:p>
+    <w:p>
+      <w:pPr>
+        <w:pStyle w:val="ListBullet"/>
+        <w:spacing w:line="240" w:lineRule="auto"/>
+        <w:ind w:left="720"/>
+      </w:pPr>
+      <w:r>
+        <w:rPr>
+          <w:lang w:val="zh_TW" w:bidi="zh_TW"/>
+        </w:rPr>
+      </w:r>
+      <w:r>
+        <w:rPr>
+          <w:lang w:val="zh_TW" w:bidi="zh_TW"/>
+        </w:rPr>
+        <w:t>詩篇110:1</w:t>
+      </w:r>
     </w:p>
     <w:p>
       <w:pPr>
@@ -2133,234 +2067,174 @@
           <w:lang w:val="zh_TW" w:bidi="zh_TW"/>
         </w:rPr>
       </w:r>
-      <w:hyperlink r:id="rId24">
-        <w:r>
-          <w:rPr>
-            <w:lang w:val="zh_TW" w:bidi="zh_TW"/>
-          </w:rPr>
-          <w:rPr>
-            <w:color w:val="0000EE"/>
-            <w:u w:val="single"/>
-          </w:rPr>
-          <w:t>哥林多前書5:12</w:t>
-        </w:r>
-      </w:hyperlink>
-    </w:p>
-    <w:p>
-      <w:pPr>
-        <w:pStyle w:val="ListBullet"/>
-        <w:spacing w:line="240" w:lineRule="auto"/>
-        <w:ind w:left="720"/>
-      </w:pPr>
-      <w:r>
-        <w:rPr>
-          <w:lang w:val="zh_TW" w:bidi="zh_TW"/>
-        </w:rPr>
-      </w:r>
-      <w:hyperlink r:id="rId25">
-        <w:r>
-          <w:rPr>
-            <w:lang w:val="zh_TW" w:bidi="zh_TW"/>
-          </w:rPr>
-          <w:rPr>
-            <w:color w:val="0000EE"/>
-            <w:u w:val="single"/>
-          </w:rPr>
-          <w:t>帖撒羅尼迦前書2:14</w:t>
-        </w:r>
-      </w:hyperlink>
-    </w:p>
-    <w:p>
-      <w:pPr>
-        <w:pStyle w:val="ListBullet"/>
-        <w:spacing w:line="240" w:lineRule="auto"/>
-        <w:ind w:left="720"/>
-      </w:pPr>
-      <w:r>
-        <w:rPr>
-          <w:lang w:val="zh_TW" w:bidi="zh_TW"/>
-        </w:rPr>
-      </w:r>
-      <w:hyperlink r:id="rId26">
-        <w:r>
-          <w:rPr>
-            <w:lang w:val="zh_TW" w:bidi="zh_TW"/>
-          </w:rPr>
-          <w:rPr>
-            <w:color w:val="0000EE"/>
-            <w:u w:val="single"/>
-          </w:rPr>
-          <w:t>提摩太前書3:5</w:t>
-        </w:r>
-      </w:hyperlink>
-    </w:p>
-    <w:p>
-      <w:pPr>
-        <w:pStyle w:val="ListBullet"/>
-        <w:spacing w:line="240" w:lineRule="auto"/>
-        <w:ind w:left="720"/>
-      </w:pPr>
-      <w:r>
-        <w:rPr>
-          <w:lang w:val="zh_TW" w:bidi="zh_TW"/>
-        </w:rPr>
-      </w:r>
-      <w:hyperlink r:id="rId27">
-        <w:r>
-          <w:rPr>
-            <w:lang w:val="zh_TW" w:bidi="zh_TW"/>
-          </w:rPr>
-          <w:rPr>
-            <w:color w:val="0000EE"/>
-            <w:u w:val="single"/>
-          </w:rPr>
-          <w:t>使徒行傳9:31</w:t>
-        </w:r>
-      </w:hyperlink>
-    </w:p>
-    <w:p>
-      <w:pPr>
-        <w:pStyle w:val="ListBullet"/>
-        <w:spacing w:line="240" w:lineRule="auto"/>
-        <w:ind w:left="720"/>
-      </w:pPr>
-      <w:r>
-        <w:rPr>
-          <w:lang w:val="zh_TW" w:bidi="zh_TW"/>
-        </w:rPr>
-      </w:r>
-      <w:hyperlink r:id="rId28">
-        <w:r>
-          <w:rPr>
-            <w:lang w:val="zh_TW" w:bidi="zh_TW"/>
-          </w:rPr>
-          <w:rPr>
-            <w:color w:val="0000EE"/>
-            <w:u w:val="single"/>
-          </w:rPr>
-          <w:t>使徒行傳14:23</w:t>
-        </w:r>
-      </w:hyperlink>
-    </w:p>
-    <w:p>
-      <w:pPr>
-        <w:pStyle w:val="ListBullet"/>
-        <w:spacing w:line="240" w:lineRule="auto"/>
-        <w:ind w:left="720"/>
-      </w:pPr>
-      <w:r>
-        <w:rPr>
-          <w:lang w:val="zh_TW" w:bidi="zh_TW"/>
-        </w:rPr>
-      </w:r>
-      <w:hyperlink r:id="rId29">
-        <w:r>
-          <w:rPr>
-            <w:lang w:val="zh_TW" w:bidi="zh_TW"/>
-          </w:rPr>
-          <w:rPr>
-            <w:color w:val="0000EE"/>
-            <w:u w:val="single"/>
-          </w:rPr>
-          <w:t>使徒行傳15:41</w:t>
-        </w:r>
-      </w:hyperlink>
-    </w:p>
-    <w:p>
-      <w:pPr>
-        <w:pStyle w:val="ListBullet"/>
-        <w:spacing w:line="240" w:lineRule="auto"/>
-        <w:ind w:left="720"/>
-      </w:pPr>
-      <w:r>
-        <w:rPr>
-          <w:lang w:val="zh_TW" w:bidi="zh_TW"/>
-        </w:rPr>
-      </w:r>
-      <w:hyperlink r:id="rId30">
-        <w:r>
-          <w:rPr>
-            <w:lang w:val="zh_TW" w:bidi="zh_TW"/>
-          </w:rPr>
-          <w:rPr>
-            <w:color w:val="0000EE"/>
-            <w:u w:val="single"/>
-          </w:rPr>
-          <w:t>歌羅西書4:15</w:t>
-        </w:r>
-      </w:hyperlink>
-    </w:p>
-    <w:p>
-      <w:pPr>
-        <w:pStyle w:val="ListBullet"/>
-        <w:spacing w:line="240" w:lineRule="auto"/>
-        <w:ind w:left="720"/>
-      </w:pPr>
-      <w:r>
-        <w:rPr>
-          <w:lang w:val="zh_TW" w:bidi="zh_TW"/>
-        </w:rPr>
-      </w:r>
-      <w:hyperlink r:id="rId31">
-        <w:r>
-          <w:rPr>
-            <w:lang w:val="zh_TW" w:bidi="zh_TW"/>
-          </w:rPr>
-          <w:rPr>
-            <w:color w:val="0000EE"/>
-            <w:u w:val="single"/>
-          </w:rPr>
-          <w:t>以弗所書5:23</w:t>
-        </w:r>
-      </w:hyperlink>
-    </w:p>
-    <w:p>
-      <w:pPr>
-        <w:pStyle w:val="ListBullet"/>
-        <w:spacing w:line="240" w:lineRule="auto"/>
-        <w:ind w:left="720"/>
-      </w:pPr>
-      <w:r>
-        <w:rPr>
-          <w:lang w:val="zh_TW" w:bidi="zh_TW"/>
-        </w:rPr>
-      </w:r>
-      <w:hyperlink r:id="rId32">
-        <w:r>
-          <w:rPr>
-            <w:lang w:val="zh_TW" w:bidi="zh_TW"/>
-          </w:rPr>
-          <w:rPr>
-            <w:color w:val="0000EE"/>
-            <w:u w:val="single"/>
-          </w:rPr>
-          <w:t>馬太福音16:18</w:t>
-        </w:r>
-      </w:hyperlink>
-    </w:p>
-    <w:p>
-      <w:pPr>
-        <w:pStyle w:val="ListBullet"/>
-        <w:spacing w:line="240" w:lineRule="auto"/>
-        <w:ind w:left="720"/>
-      </w:pPr>
-      <w:r>
-        <w:rPr>
-          <w:lang w:val="zh_TW" w:bidi="zh_TW"/>
-        </w:rPr>
-      </w:r>
-      <w:hyperlink r:id="rId33">
-        <w:r>
-          <w:rPr>
-            <w:lang w:val="zh_TW" w:bidi="zh_TW"/>
-          </w:rPr>
-          <w:rPr>
-            <w:color w:val="0000EE"/>
-            <w:u w:val="single"/>
-          </w:rPr>
-          <w:t>腓立比書4:15</w:t>
-        </w:r>
-      </w:hyperlink>
+      <w:r>
+        <w:rPr>
+          <w:lang w:val="zh_TW" w:bidi="zh_TW"/>
+        </w:rPr>
+        <w:t>哥林多前書5:12</w:t>
+      </w:r>
+    </w:p>
+    <w:p>
+      <w:pPr>
+        <w:pStyle w:val="ListBullet"/>
+        <w:spacing w:line="240" w:lineRule="auto"/>
+        <w:ind w:left="720"/>
+      </w:pPr>
+      <w:r>
+        <w:rPr>
+          <w:lang w:val="zh_TW" w:bidi="zh_TW"/>
+        </w:rPr>
+      </w:r>
+      <w:r>
+        <w:rPr>
+          <w:lang w:val="zh_TW" w:bidi="zh_TW"/>
+        </w:rPr>
+        <w:t>帖撒羅尼迦前書2:14</w:t>
+      </w:r>
+    </w:p>
+    <w:p>
+      <w:pPr>
+        <w:pStyle w:val="ListBullet"/>
+        <w:spacing w:line="240" w:lineRule="auto"/>
+        <w:ind w:left="720"/>
+      </w:pPr>
+      <w:r>
+        <w:rPr>
+          <w:lang w:val="zh_TW" w:bidi="zh_TW"/>
+        </w:rPr>
+      </w:r>
+      <w:r>
+        <w:rPr>
+          <w:lang w:val="zh_TW" w:bidi="zh_TW"/>
+        </w:rPr>
+        <w:t>提摩太前書3:5</w:t>
+      </w:r>
+    </w:p>
+    <w:p>
+      <w:pPr>
+        <w:pStyle w:val="ListBullet"/>
+        <w:spacing w:line="240" w:lineRule="auto"/>
+        <w:ind w:left="720"/>
+      </w:pPr>
+      <w:r>
+        <w:rPr>
+          <w:lang w:val="zh_TW" w:bidi="zh_TW"/>
+        </w:rPr>
+      </w:r>
+      <w:r>
+        <w:rPr>
+          <w:lang w:val="zh_TW" w:bidi="zh_TW"/>
+        </w:rPr>
+        <w:t>使徒行傳9:31</w:t>
+      </w:r>
+    </w:p>
+    <w:p>
+      <w:pPr>
+        <w:pStyle w:val="ListBullet"/>
+        <w:spacing w:line="240" w:lineRule="auto"/>
+        <w:ind w:left="720"/>
+      </w:pPr>
+      <w:r>
+        <w:rPr>
+          <w:lang w:val="zh_TW" w:bidi="zh_TW"/>
+        </w:rPr>
+      </w:r>
+      <w:r>
+        <w:rPr>
+          <w:lang w:val="zh_TW" w:bidi="zh_TW"/>
+        </w:rPr>
+        <w:t>使徒行傳14:23</w:t>
+      </w:r>
+    </w:p>
+    <w:p>
+      <w:pPr>
+        <w:pStyle w:val="ListBullet"/>
+        <w:spacing w:line="240" w:lineRule="auto"/>
+        <w:ind w:left="720"/>
+      </w:pPr>
+      <w:r>
+        <w:rPr>
+          <w:lang w:val="zh_TW" w:bidi="zh_TW"/>
+        </w:rPr>
+      </w:r>
+      <w:r>
+        <w:rPr>
+          <w:lang w:val="zh_TW" w:bidi="zh_TW"/>
+        </w:rPr>
+        <w:t>使徒行傳15:41</w:t>
+      </w:r>
+    </w:p>
+    <w:p>
+      <w:pPr>
+        <w:pStyle w:val="ListBullet"/>
+        <w:spacing w:line="240" w:lineRule="auto"/>
+        <w:ind w:left="720"/>
+      </w:pPr>
+      <w:r>
+        <w:rPr>
+          <w:lang w:val="zh_TW" w:bidi="zh_TW"/>
+        </w:rPr>
+      </w:r>
+      <w:r>
+        <w:rPr>
+          <w:lang w:val="zh_TW" w:bidi="zh_TW"/>
+        </w:rPr>
+        <w:t>歌羅西書4:15</w:t>
+      </w:r>
+    </w:p>
+    <w:p>
+      <w:pPr>
+        <w:pStyle w:val="ListBullet"/>
+        <w:spacing w:line="240" w:lineRule="auto"/>
+        <w:ind w:left="720"/>
+      </w:pPr>
+      <w:r>
+        <w:rPr>
+          <w:lang w:val="zh_TW" w:bidi="zh_TW"/>
+        </w:rPr>
+      </w:r>
+      <w:r>
+        <w:rPr>
+          <w:lang w:val="zh_TW" w:bidi="zh_TW"/>
+        </w:rPr>
+        <w:t>以弗所書5:23</w:t>
+      </w:r>
+    </w:p>
+    <w:p>
+      <w:pPr>
+        <w:pStyle w:val="ListBullet"/>
+        <w:spacing w:line="240" w:lineRule="auto"/>
+        <w:ind w:left="720"/>
+      </w:pPr>
+      <w:r>
+        <w:rPr>
+          <w:lang w:val="zh_TW" w:bidi="zh_TW"/>
+        </w:rPr>
+      </w:r>
+      <w:r>
+        <w:rPr>
+          <w:lang w:val="zh_TW" w:bidi="zh_TW"/>
+        </w:rPr>
+        <w:t>馬太福音16:18</w:t>
+      </w:r>
+    </w:p>
+    <w:p>
+      <w:pPr>
+        <w:pStyle w:val="ListBullet"/>
+        <w:spacing w:line="240" w:lineRule="auto"/>
+        <w:ind w:left="720"/>
+      </w:pPr>
+      <w:r>
+        <w:rPr>
+          <w:lang w:val="zh_TW" w:bidi="zh_TW"/>
+        </w:rPr>
+      </w:r>
+      <w:r>
+        <w:rPr>
+          <w:lang w:val="zh_TW" w:bidi="zh_TW"/>
+        </w:rPr>
+        <w:t>腓立比書4:15</w:t>
+      </w:r>
     </w:p>
     <w:p>
       <w:pPr>
@@ -2807,90 +2681,66 @@
           <w:lang w:val="zh_TW" w:bidi="zh_TW"/>
         </w:rPr>
       </w:r>
-      <w:hyperlink r:id="rId34">
-        <w:r>
-          <w:rPr>
-            <w:lang w:val="zh_TW" w:bidi="zh_TW"/>
-          </w:rPr>
-          <w:rPr>
-            <w:color w:val="0000EE"/>
-            <w:u w:val="single"/>
-          </w:rPr>
-          <w:t>提摩太前書1:3</w:t>
-        </w:r>
-      </w:hyperlink>
-    </w:p>
-    <w:p>
-      <w:pPr>
-        <w:pStyle w:val="ListBullet"/>
-        <w:spacing w:line="240" w:lineRule="auto"/>
-        <w:ind w:left="720"/>
-      </w:pPr>
-      <w:r>
-        <w:rPr>
-          <w:lang w:val="zh_TW" w:bidi="zh_TW"/>
-        </w:rPr>
-      </w:r>
-      <w:hyperlink r:id="rId35">
-        <w:r>
-          <w:rPr>
-            <w:lang w:val="zh_TW" w:bidi="zh_TW"/>
-          </w:rPr>
-          <w:rPr>
-            <w:color w:val="0000EE"/>
-            <w:u w:val="single"/>
-          </w:rPr>
-          <w:t>提摩太後書3:16–17</w:t>
-        </w:r>
-      </w:hyperlink>
-    </w:p>
-    <w:p>
-      <w:pPr>
-        <w:pStyle w:val="ListBullet"/>
-        <w:spacing w:line="240" w:lineRule="auto"/>
-        <w:ind w:left="720"/>
-      </w:pPr>
-      <w:r>
-        <w:rPr>
-          <w:lang w:val="zh_TW" w:bidi="zh_TW"/>
-        </w:rPr>
-      </w:r>
-      <w:hyperlink r:id="rId36">
-        <w:r>
-          <w:rPr>
-            <w:lang w:val="zh_TW" w:bidi="zh_TW"/>
-          </w:rPr>
-          <w:rPr>
-            <w:color w:val="0000EE"/>
-            <w:u w:val="single"/>
-          </w:rPr>
-          <w:t>馬可福音7:6–7</w:t>
-        </w:r>
-      </w:hyperlink>
-    </w:p>
-    <w:p>
-      <w:pPr>
-        <w:pStyle w:val="ListBullet"/>
-        <w:spacing w:line="240" w:lineRule="auto"/>
-        <w:ind w:left="720"/>
-      </w:pPr>
-      <w:r>
-        <w:rPr>
-          <w:lang w:val="zh_TW" w:bidi="zh_TW"/>
-        </w:rPr>
-      </w:r>
-      <w:hyperlink r:id="rId37">
-        <w:r>
-          <w:rPr>
-            <w:lang w:val="zh_TW" w:bidi="zh_TW"/>
-          </w:rPr>
-          <w:rPr>
-            <w:color w:val="0000EE"/>
-            <w:u w:val="single"/>
-          </w:rPr>
-          <w:t>馬太福音15:7–9</w:t>
-        </w:r>
-      </w:hyperlink>
+      <w:r>
+        <w:rPr>
+          <w:lang w:val="zh_TW" w:bidi="zh_TW"/>
+        </w:rPr>
+        <w:t>提摩太前書1:3</w:t>
+      </w:r>
+    </w:p>
+    <w:p>
+      <w:pPr>
+        <w:pStyle w:val="ListBullet"/>
+        <w:spacing w:line="240" w:lineRule="auto"/>
+        <w:ind w:left="720"/>
+      </w:pPr>
+      <w:r>
+        <w:rPr>
+          <w:lang w:val="zh_TW" w:bidi="zh_TW"/>
+        </w:rPr>
+      </w:r>
+      <w:r>
+        <w:rPr>
+          <w:lang w:val="zh_TW" w:bidi="zh_TW"/>
+        </w:rPr>
+        <w:t>提摩太後書3:16–17</w:t>
+      </w:r>
+    </w:p>
+    <w:p>
+      <w:pPr>
+        <w:pStyle w:val="ListBullet"/>
+        <w:spacing w:line="240" w:lineRule="auto"/>
+        <w:ind w:left="720"/>
+      </w:pPr>
+      <w:r>
+        <w:rPr>
+          <w:lang w:val="zh_TW" w:bidi="zh_TW"/>
+        </w:rPr>
+      </w:r>
+      <w:r>
+        <w:rPr>
+          <w:lang w:val="zh_TW" w:bidi="zh_TW"/>
+        </w:rPr>
+        <w:t>馬可福音7:6–7</w:t>
+      </w:r>
+    </w:p>
+    <w:p>
+      <w:pPr>
+        <w:pStyle w:val="ListBullet"/>
+        <w:spacing w:line="240" w:lineRule="auto"/>
+        <w:ind w:left="720"/>
+      </w:pPr>
+      <w:r>
+        <w:rPr>
+          <w:lang w:val="zh_TW" w:bidi="zh_TW"/>
+        </w:rPr>
+      </w:r>
+      <w:r>
+        <w:rPr>
+          <w:lang w:val="zh_TW" w:bidi="zh_TW"/>
+        </w:rPr>
+        <w:t>馬太福音15:7–9</w:t>
+      </w:r>
     </w:p>
     <w:p>
       <w:pPr>
@@ -3219,150 +3069,108 @@
           <w:lang w:val="zh_TW" w:bidi="zh_TW"/>
         </w:rPr>
       </w:r>
-      <w:hyperlink r:id="rId38">
-        <w:r>
-          <w:rPr>
-            <w:lang w:val="zh_TW" w:bidi="zh_TW"/>
-          </w:rPr>
-          <w:rPr>
-            <w:color w:val="0000EE"/>
-            <w:u w:val="single"/>
-          </w:rPr>
-          <w:t>出埃及記12:8</w:t>
-        </w:r>
-      </w:hyperlink>
-    </w:p>
-    <w:p>
-      <w:pPr>
-        <w:pStyle w:val="ListBullet"/>
-        <w:spacing w:line="240" w:lineRule="auto"/>
-        <w:ind w:left="720"/>
-      </w:pPr>
-      <w:r>
-        <w:rPr>
-          <w:lang w:val="zh_TW" w:bidi="zh_TW"/>
-        </w:rPr>
-      </w:r>
-      <w:hyperlink r:id="rId39">
-        <w:r>
-          <w:rPr>
-            <w:lang w:val="zh_TW" w:bidi="zh_TW"/>
-          </w:rPr>
-          <w:rPr>
-            <w:color w:val="0000EE"/>
-            <w:u w:val="single"/>
-          </w:rPr>
-          <w:t>加拉太書5:9–10</w:t>
-        </w:r>
-      </w:hyperlink>
-    </w:p>
-    <w:p>
-      <w:pPr>
-        <w:pStyle w:val="ListBullet"/>
-        <w:spacing w:line="240" w:lineRule="auto"/>
-        <w:ind w:left="720"/>
-      </w:pPr>
-      <w:r>
-        <w:rPr>
-          <w:lang w:val="zh_TW" w:bidi="zh_TW"/>
-        </w:rPr>
-      </w:r>
-      <w:hyperlink r:id="rId40">
-        <w:r>
-          <w:rPr>
-            <w:lang w:val="zh_TW" w:bidi="zh_TW"/>
-          </w:rPr>
-          <w:rPr>
-            <w:color w:val="0000EE"/>
-            <w:u w:val="single"/>
-          </w:rPr>
-          <w:t>路加福音12:1</w:t>
-        </w:r>
-      </w:hyperlink>
-    </w:p>
-    <w:p>
-      <w:pPr>
-        <w:pStyle w:val="ListBullet"/>
-        <w:spacing w:line="240" w:lineRule="auto"/>
-        <w:ind w:left="720"/>
-      </w:pPr>
-      <w:r>
-        <w:rPr>
-          <w:lang w:val="zh_TW" w:bidi="zh_TW"/>
-        </w:rPr>
-      </w:r>
-      <w:hyperlink r:id="rId40">
-        <w:r>
-          <w:rPr>
-            <w:lang w:val="zh_TW" w:bidi="zh_TW"/>
-          </w:rPr>
-          <w:rPr>
-            <w:color w:val="0000EE"/>
-            <w:u w:val="single"/>
-          </w:rPr>
-          <w:t>路加福音</w:t>
-        </w:r>
-      </w:hyperlink>
-      <w:hyperlink r:id="rId41">
-        <w:r>
-          <w:rPr>
-            <w:lang w:val="zh_TW" w:bidi="zh_TW"/>
-          </w:rPr>
-          <w:rPr>
-            <w:color w:val="0000EE"/>
-            <w:u w:val="single"/>
-          </w:rPr>
-          <w:t>13:21</w:t>
-        </w:r>
-      </w:hyperlink>
-    </w:p>
-    <w:p>
-      <w:pPr>
-        <w:pStyle w:val="ListBullet"/>
-        <w:spacing w:line="240" w:lineRule="auto"/>
-        <w:ind w:left="720"/>
-      </w:pPr>
-      <w:r>
-        <w:rPr>
-          <w:lang w:val="zh_TW" w:bidi="zh_TW"/>
-        </w:rPr>
-      </w:r>
-      <w:hyperlink r:id="rId42">
-        <w:r>
-          <w:rPr>
-            <w:lang w:val="zh_TW" w:bidi="zh_TW"/>
-          </w:rPr>
-          <w:rPr>
-            <w:color w:val="0000EE"/>
-            <w:u w:val="single"/>
-          </w:rPr>
-          <w:t>馬太福音13:33</w:t>
-        </w:r>
-      </w:hyperlink>
-    </w:p>
-    <w:p>
-      <w:pPr>
-        <w:pStyle w:val="ListBullet"/>
-        <w:spacing w:line="240" w:lineRule="auto"/>
-        <w:ind w:left="720"/>
-      </w:pPr>
-      <w:r>
-        <w:rPr>
-          <w:lang w:val="zh_TW" w:bidi="zh_TW"/>
-        </w:rPr>
-      </w:r>
-      <w:hyperlink r:id="rId43">
-        <w:r>
-          <w:rPr>
-            <w:lang w:val="zh_TW" w:bidi="zh_TW"/>
-          </w:rPr>
-          <w:rPr>
-            <w:color w:val="0000EE"/>
-            <w:u w:val="single"/>
-          </w:rPr>
-          <w:t>馬太福音16:8</w:t>
-        </w:r>
-      </w:hyperlink>
+      <w:r>
+        <w:rPr>
+          <w:lang w:val="zh_TW" w:bidi="zh_TW"/>
+        </w:rPr>
+        <w:t>出埃及記12:8</w:t>
+      </w:r>
+    </w:p>
+    <w:p>
+      <w:pPr>
+        <w:pStyle w:val="ListBullet"/>
+        <w:spacing w:line="240" w:lineRule="auto"/>
+        <w:ind w:left="720"/>
+      </w:pPr>
+      <w:r>
+        <w:rPr>
+          <w:lang w:val="zh_TW" w:bidi="zh_TW"/>
+        </w:rPr>
+      </w:r>
+      <w:r>
+        <w:rPr>
+          <w:lang w:val="zh_TW" w:bidi="zh_TW"/>
+        </w:rPr>
+        <w:t>加拉太書5:9–10</w:t>
+      </w:r>
+    </w:p>
+    <w:p>
+      <w:pPr>
+        <w:pStyle w:val="ListBullet"/>
+        <w:spacing w:line="240" w:lineRule="auto"/>
+        <w:ind w:left="720"/>
+      </w:pPr>
+      <w:r>
+        <w:rPr>
+          <w:lang w:val="zh_TW" w:bidi="zh_TW"/>
+        </w:rPr>
+      </w:r>
+      <w:r>
+        <w:rPr>
+          <w:lang w:val="zh_TW" w:bidi="zh_TW"/>
+        </w:rPr>
+        <w:t>路加福音12:1</w:t>
+      </w:r>
+    </w:p>
+    <w:p>
+      <w:pPr>
+        <w:pStyle w:val="ListBullet"/>
+        <w:spacing w:line="240" w:lineRule="auto"/>
+        <w:ind w:left="720"/>
+      </w:pPr>
+      <w:r>
+        <w:rPr>
+          <w:lang w:val="zh_TW" w:bidi="zh_TW"/>
+        </w:rPr>
+      </w:r>
+      <w:r>
+        <w:rPr>
+          <w:lang w:val="zh_TW" w:bidi="zh_TW"/>
+        </w:rPr>
+        <w:t>路加福音</w:t>
+      </w:r>
+      <w:r>
+        <w:rPr>
+          <w:lang w:val="zh_TW" w:bidi="zh_TW"/>
+        </w:rPr>
+        <w:t>13:21</w:t>
+      </w:r>
+    </w:p>
+    <w:p>
+      <w:pPr>
+        <w:pStyle w:val="ListBullet"/>
+        <w:spacing w:line="240" w:lineRule="auto"/>
+        <w:ind w:left="720"/>
+      </w:pPr>
+      <w:r>
+        <w:rPr>
+          <w:lang w:val="zh_TW" w:bidi="zh_TW"/>
+        </w:rPr>
+      </w:r>
+      <w:r>
+        <w:rPr>
+          <w:lang w:val="zh_TW" w:bidi="zh_TW"/>
+        </w:rPr>
+        <w:t>馬太福音13:33</w:t>
+      </w:r>
+    </w:p>
+    <w:p>
+      <w:pPr>
+        <w:pStyle w:val="ListBullet"/>
+        <w:spacing w:line="240" w:lineRule="auto"/>
+        <w:ind w:left="720"/>
+      </w:pPr>
+      <w:r>
+        <w:rPr>
+          <w:lang w:val="zh_TW" w:bidi="zh_TW"/>
+        </w:rPr>
+      </w:r>
+      <w:r>
+        <w:rPr>
+          <w:lang w:val="zh_TW" w:bidi="zh_TW"/>
+        </w:rPr>
+        <w:t>馬太福音16:8</w:t>
+      </w:r>
     </w:p>
     <w:p>
       <w:pPr>

--- a/zht/docx/079.content.docx
+++ b/zht/docx/079.content.docx
@@ -2644,19 +2644,7 @@
         <w:rPr>
           <w:lang w:val="zh_TW" w:bidi="zh_TW"/>
         </w:rPr>
-        <w:t>（另見：</w:t>
-      </w:r>
-      <w:r>
-        <w:rPr>
-          <w:lang w:val="zh_TW" w:bidi="zh_TW"/>
-        </w:rPr>
-        <w:t>教導</w:t>
-      </w:r>
-      <w:r>
-        <w:rPr>
-          <w:lang w:val="zh_TW" w:bidi="zh_TW"/>
-        </w:rPr>
-        <w:t>）</w:t>
+        <w:t>（另見：教導）</w:t>
       </w:r>
     </w:p>
     <w:p>
